--- a/reports/docx/literature-review-scoring-func.docx
+++ b/reports/docx/literature-review-scoring-func.docx
@@ -251,12 +251,23 @@
     </w:p>
     <w:p>
       <w:pPr>
+        <w:ind w:left="5040" w:firstLine="720"/>
+      </w:pPr>
+      <w:r>
+        <w:t xml:space="preserve">        </w:t>
+      </w:r>
+      <w:r>
+        <w:t>Name: Samarth Mukesh Pawar</w:t>
+      </w:r>
+    </w:p>
+    <w:p>
+      <w:pPr>
+        <w:ind w:firstLine="720"/>
         <w:jc w:val="center"/>
-        <w:rPr>
-          <w:b/>
-          <w:bCs/>
-        </w:rPr>
-      </w:pPr>
+      </w:pPr>
+      <w:r>
+        <w:t xml:space="preserve">                                                                                     Roll No.: 25110283</w:t>
+      </w:r>
     </w:p>
     <w:p>
       <w:pPr>
@@ -284,7 +295,6 @@
           <w:sz w:val="28"/>
           <w:szCs w:val="28"/>
         </w:rPr>
-        <w:lastRenderedPageBreak/>
         <w:t>Abstract</w:t>
       </w:r>
     </w:p>
@@ -293,66 +303,122 @@
         <w:jc w:val="both"/>
       </w:pPr>
       <w:r>
-        <w:t xml:space="preserve">The purpose of this literature review is to study the different scoring functions, their use cases for specific proteins or ligands, pros/cons and the method they follow to evaluate the docking pose. After studying the different scoring functions our goal will be to </w:t>
-      </w:r>
-      <w:r>
-        <w:t>find the best possible scoring method related to our project.</w:t>
-      </w:r>
-    </w:p>
-    <w:p>
-      <w:pPr>
-        <w:jc w:val="both"/>
-      </w:pPr>
-    </w:p>
-    <w:p>
-      <w:pPr>
-        <w:jc w:val="both"/>
-      </w:pPr>
-    </w:p>
-    <w:p>
-      <w:pPr>
-        <w:jc w:val="both"/>
-      </w:pPr>
-    </w:p>
-    <w:p>
-      <w:pPr>
-        <w:jc w:val="both"/>
-      </w:pPr>
-    </w:p>
-    <w:p>
-      <w:pPr>
-        <w:jc w:val="both"/>
-      </w:pPr>
-    </w:p>
-    <w:p>
-      <w:pPr>
-        <w:jc w:val="both"/>
-      </w:pPr>
-    </w:p>
-    <w:p>
-      <w:pPr>
-        <w:jc w:val="both"/>
-      </w:pPr>
-    </w:p>
-    <w:p>
-      <w:pPr>
-        <w:jc w:val="both"/>
-      </w:pPr>
-    </w:p>
-    <w:p>
-      <w:pPr>
-        <w:jc w:val="both"/>
-      </w:pPr>
-    </w:p>
-    <w:p>
-      <w:pPr>
-        <w:jc w:val="both"/>
-      </w:pPr>
-    </w:p>
-    <w:p>
-      <w:pPr>
-        <w:jc w:val="both"/>
-      </w:pPr>
+        <w:t>Predicting how a small molecule binds to a protein is a problem in structure</w:t>
+      </w:r>
+      <w:r>
+        <w:rPr>
+          <w:rFonts w:ascii="Cambria Math" w:hAnsi="Cambria Math" w:cs="Cambria Math"/>
+        </w:rPr>
+        <w:t>‑</w:t>
+      </w:r>
+      <w:r>
+        <w:t>based drug design and the scoring function used to judge a candidate pose has a direct effect on how reliable that prediction is. This review looks at five categories of scoring functions used in docking and pose prediction: empirical, knowledge</w:t>
+      </w:r>
+      <w:r>
+        <w:rPr>
+          <w:rFonts w:ascii="Cambria Math" w:hAnsi="Cambria Math" w:cs="Cambria Math"/>
+        </w:rPr>
+        <w:t>‑</w:t>
+      </w:r>
+      <w:r>
+        <w:t>based, machine</w:t>
+      </w:r>
+      <w:r>
+        <w:rPr>
+          <w:rFonts w:ascii="Cambria Math" w:hAnsi="Cambria Math" w:cs="Cambria Math"/>
+        </w:rPr>
+        <w:t>‑</w:t>
+      </w:r>
+      <w:r>
+        <w:t>learning</w:t>
+      </w:r>
+      <w:r>
+        <w:rPr>
+          <w:rFonts w:ascii="Cambria Math" w:hAnsi="Cambria Math" w:cs="Cambria Math"/>
+        </w:rPr>
+        <w:t>‑</w:t>
+      </w:r>
+      <w:r>
+        <w:t>based and generative AI</w:t>
+      </w:r>
+      <w:r>
+        <w:rPr>
+          <w:rFonts w:ascii="Cambria Math" w:hAnsi="Cambria Math" w:cs="Cambria Math"/>
+        </w:rPr>
+        <w:t>‑</w:t>
+      </w:r>
+      <w:r>
+        <w:t xml:space="preserve">based methods. For each category the underlying mechanism is described representative methods are. The reported strengths and weaknesses are summarized, with particular attention paid to computational cost, interpretability and how well each approach accounts for conformational entropy and </w:t>
+      </w:r>
+      <w:proofErr w:type="spellStart"/>
+      <w:r>
+        <w:t>desolvation</w:t>
+      </w:r>
+      <w:proofErr w:type="spellEnd"/>
+      <w:r>
+        <w:t xml:space="preserve"> two effects that remain poorly handled across nearly all classical scoring methods. A consistent pattern emerges across the review: machine</w:t>
+      </w:r>
+      <w:r>
+        <w:rPr>
+          <w:rFonts w:ascii="Cambria Math" w:hAnsi="Cambria Math" w:cs="Cambria Math"/>
+        </w:rPr>
+        <w:t>‑</w:t>
+      </w:r>
+      <w:r>
+        <w:t>learning and generative models tend to score on raw affinity prediction and produce faster more flexible pose samples but they do not reliably outperform physics</w:t>
+      </w:r>
+      <w:r>
+        <w:rPr>
+          <w:rFonts w:ascii="Cambria Math" w:hAnsi="Cambria Math" w:cs="Cambria Math"/>
+        </w:rPr>
+        <w:t>‑</w:t>
+      </w:r>
+      <w:r>
+        <w:t xml:space="preserve">based methods when it comes to selecting the correct pose and generative models in particular can output poses that appear accurate by RMSD while still being chemically implausible. Based on this comparison the review concludes that empirical scoring functions, </w:t>
+      </w:r>
+      <w:proofErr w:type="spellStart"/>
+      <w:r>
+        <w:t>AutoDock</w:t>
+      </w:r>
+      <w:proofErr w:type="spellEnd"/>
+      <w:r>
+        <w:t xml:space="preserve"> Vina and its </w:t>
+      </w:r>
+      <w:proofErr w:type="spellStart"/>
+      <w:r>
+        <w:t>Vinardo</w:t>
+      </w:r>
+      <w:proofErr w:type="spellEnd"/>
+      <w:r>
+        <w:t xml:space="preserve"> variant are the most suitable choice as a physics</w:t>
+      </w:r>
+      <w:r>
+        <w:rPr>
+          <w:rFonts w:ascii="Cambria Math" w:hAnsi="Cambria Math" w:cs="Cambria Math"/>
+        </w:rPr>
+        <w:t>‑</w:t>
+      </w:r>
+      <w:r>
+        <w:t>based prior for a generative pose</w:t>
+      </w:r>
+      <w:r>
+        <w:rPr>
+          <w:rFonts w:ascii="Cambria Math" w:hAnsi="Cambria Math" w:cs="Cambria Math"/>
+        </w:rPr>
+        <w:t>‑</w:t>
+      </w:r>
+      <w:r>
+        <w:t>refinement pipeline. This is due to their speed, physical grounding and established use across the docking literature along with a well</w:t>
+      </w:r>
+      <w:r>
+        <w:rPr>
+          <w:rFonts w:ascii="Cambria Math" w:hAnsi="Cambria Math" w:cs="Cambria Math"/>
+        </w:rPr>
+        <w:t>‑</w:t>
+      </w:r>
+      <w:r>
+        <w:t>documented weakness, in modeling entropy that gives a downstream refinement model a clear and physically motivated problem to correct.</w:t>
+      </w:r>
     </w:p>
     <w:p>
       <w:pPr>
@@ -426,7 +492,6 @@
           <w:sz w:val="28"/>
           <w:szCs w:val="28"/>
         </w:rPr>
-        <w:lastRenderedPageBreak/>
         <w:t>Review</w:t>
       </w:r>
     </w:p>
@@ -786,6 +851,7 @@
         <w:rPr>
           <w:u w:val="single"/>
         </w:rPr>
+        <w:lastRenderedPageBreak/>
         <w:t>Pros:</w:t>
       </w:r>
     </w:p>
@@ -799,8 +865,7 @@
         <w:jc w:val="both"/>
       </w:pPr>
       <w:r>
-        <w:lastRenderedPageBreak/>
-        <w:t xml:space="preserve">Scriptable / accessible implementations (Vina, </w:t>
+        <w:t xml:space="preserve">Scriptable/accessible implementations (Vina, </w:t>
       </w:r>
       <w:proofErr w:type="spellStart"/>
       <w:r>
@@ -882,10 +947,6 @@
         <w:t xml:space="preserve"> actually produce a function that is optimal at the </w:t>
       </w:r>
       <w:r>
-        <w:rPr>
-          <w:i/>
-          <w:iCs/>
-        </w:rPr>
         <w:t>docking</w:t>
       </w:r>
       <w:r>
@@ -1299,26 +1360,14 @@
         <w:rPr>
           <w:rFonts w:eastAsiaTheme="minorEastAsia"/>
         </w:rPr>
-        <w:t>Compared to the force field and empirical scoring functions, the knowledge-based scoring functions offer a good balance between accuracy and speed. Because the potentials in</w:t>
+        <w:t xml:space="preserve">Compared to the force field and empirical scoring functions, the knowledge-based scoring functions offer a good balance between accuracy and speed. Because the potentials are extracted from the </w:t>
       </w:r>
       <w:r>
         <w:rPr>
           <w:rFonts w:eastAsiaTheme="minorEastAsia"/>
         </w:rPr>
-        <w:t xml:space="preserve"> </w:t>
-      </w:r>
-      <w:r>
-        <w:rPr>
-          <w:rFonts w:eastAsiaTheme="minorEastAsia"/>
-        </w:rPr>
-        <w:t xml:space="preserve">are extracted from the structures rather than from attempting to reproduce the known affinities by fitting, and </w:t>
-      </w:r>
-      <w:r>
-        <w:rPr>
-          <w:rFonts w:eastAsiaTheme="minorEastAsia"/>
-        </w:rPr>
         <w:lastRenderedPageBreak/>
-        <w:t>because the training structural database can be large and diverse, the knowledge-based scoring functions are quite robust and relatively insensitive to the training set.</w:t>
+        <w:t>structures rather than from attempting to reproduce the known affinities by fitting, and because the training structural database can be large and diverse, the knowledge-based scoring functions are quite robust and relatively insensitive to the training set.</w:t>
       </w:r>
       <w:r>
         <w:rPr>
@@ -1427,7 +1476,13 @@
         <w:t>With the rapid progress of computational power and exponential increase of data, ML has been applied in many branches of CADD, such as chemical space exploration, molecular property prediction, protein structure prediction and VS</w:t>
       </w:r>
       <w:r>
-        <w:t xml:space="preserve">. This scoring function uses supervised learning to learn form the structural data of protein/ligand and their measured binding affinities. </w:t>
+        <w:t>. This scoring function uses supervised learning to learn f</w:t>
+      </w:r>
+      <w:r>
+        <w:t>ro</w:t>
+      </w:r>
+      <w:r>
+        <w:t xml:space="preserve">m the structural data of protein/ligand and their measured binding affinities. </w:t>
       </w:r>
       <w:r>
         <w:t>Early efforts used traditional ML methods, such as SVM, RF and GBT, to improve scoring performance on benchmark test sets. Their inputs were manually designed descriptors, such as molecular interaction fingerprints, ligand features, atom-pairwise terms and force field terms</w:t>
@@ -1436,18 +1491,7 @@
         <w:t xml:space="preserve">. </w:t>
       </w:r>
       <w:r>
-        <w:t>RF-score, the first ML scoring function to outperform classical scoring functions on scoring tasks, was proposed by Ballester and Mitchell in 2010 [</w:t>
-      </w:r>
-      <w:hyperlink r:id="rId5" w:anchor="B99-molecules-27-04568" w:history="1">
-        <w:r>
-          <w:rPr>
-            <w:rStyle w:val="Hyperlink"/>
-          </w:rPr>
-          <w:t>99</w:t>
-        </w:r>
-      </w:hyperlink>
-      <w:r>
-        <w:t>]. It utilized the random forest algorithm with feature selection comprised of protein–ligand atom-wise pair counts at a predefined distance cutoff.</w:t>
+        <w:t>RF-score, the first ML scoring function to outperform classical scoring functions on scoring tasks, was proposed by Ballester and Mitchell in 2010. It utilized the random forest algorithm with feature selection comprised of protein–ligand atom-wise pair counts at a predefined distance cutoff.</w:t>
       </w:r>
       <w:r>
         <w:t xml:space="preserve"> In 2013, </w:t>
@@ -1466,25 +1510,29 @@
       </w:r>
       <w:proofErr w:type="spellEnd"/>
       <w:r>
-        <w:t xml:space="preserve"> which utilized random </w:t>
+        <w:t xml:space="preserve"> which utilized random fore</w:t>
+      </w:r>
+      <w:r>
+        <w:t>s</w:t>
+      </w:r>
+      <w:r>
+        <w:t>t algorithm but with feature selection of 63 empirical terms. Few examples of the terms are rotatable bonds</w:t>
+      </w:r>
+      <w:r>
+        <w:t>,</w:t>
+      </w:r>
+      <w:r>
+        <w:t xml:space="preserve"> hydrogen bonds, aromatic interactions and polar contact surfaces. </w:t>
+      </w:r>
+      <w:r>
+        <w:t xml:space="preserve">However, both RF-score and </w:t>
       </w:r>
       <w:proofErr w:type="spellStart"/>
       <w:r>
-        <w:t>forect</w:t>
+        <w:t>SFCscore</w:t>
       </w:r>
       <w:proofErr w:type="spellEnd"/>
       <w:r>
-        <w:t xml:space="preserve"> algorithm but with feature selection of 63 empirical terms. Few examples of the terms are rotatable bonds hydrogen bonds, aromatic interactions and polar contact surfaces. </w:t>
-      </w:r>
-      <w:r>
-        <w:t xml:space="preserve">However, both RF-score and </w:t>
-      </w:r>
-      <w:proofErr w:type="spellStart"/>
-      <w:r>
-        <w:t>SFCscore</w:t>
-      </w:r>
-      <w:proofErr w:type="spellEnd"/>
-      <w:r>
         <w:t> performed much worse on docking and screening tasks compared to classical scoring functions</w:t>
       </w:r>
       <w:r>
@@ -1515,7 +1563,11 @@
         <w:t>20</w:t>
       </w:r>
       <w:r>
-        <w:t> was developed using random forest with feature selection comprised of 10 features related to pharmacophore-based solvent-accessible surface area (SASA) and 10 empirical terms from Vina 58 features. As a result, Δ</w:t>
+        <w:t xml:space="preserve"> was developed using random forest with feature selection comprised of 10 features related to pharmacophore-based solvent-accessible surface area (SASA) and 10 </w:t>
+      </w:r>
+      <w:r>
+        <w:lastRenderedPageBreak/>
+        <w:t>empirical terms from Vina 58 features. As a result, Δ</w:t>
       </w:r>
       <w:r>
         <w:rPr>
@@ -1533,11 +1585,7 @@
         <w:t>20</w:t>
       </w:r>
       <w:r>
-        <w:t xml:space="preserve"> achieved the best </w:t>
-      </w:r>
-      <w:r>
-        <w:lastRenderedPageBreak/>
-        <w:t>performance among a panel of classical scoring functions in all evaluation metrics (scoring, ranking, docking and screening powers) for the CASF 2007 and 2013 benchmarks.</w:t>
+        <w:t> achieved the best performance among a panel of classical scoring functions in all evaluation metrics (scoring, ranking, docking and screening powers) for the CASF 2007 and 2013 benchmarks.</w:t>
       </w:r>
       <w:r>
         <w:t xml:space="preserve"> </w:t>
@@ -1734,7 +1782,10 @@
       </w:r>
       <w:proofErr w:type="spellEnd"/>
       <w:r>
-        <w:t xml:space="preserve">, </w:t>
+        <w:t>,</w:t>
+      </w:r>
+      <w:r>
+        <w:t xml:space="preserve"> </w:t>
       </w:r>
       <w:proofErr w:type="spellStart"/>
       <w:r>
@@ -1772,10 +1823,6 @@
         <w:t xml:space="preserve">The single biggest concern I found across multiple papers: strong RMSD accuracy does </w:t>
       </w:r>
       <w:r>
-        <w:rPr>
-          <w:b/>
-          <w:bCs/>
-        </w:rPr>
         <w:t>not</w:t>
       </w:r>
       <w:r>
@@ -1896,13 +1943,7 @@
         <w:jc w:val="both"/>
       </w:pPr>
       <w:r>
-        <w:t xml:space="preserve">After going through all of these, I don’t think there’s a single function that wins on every axis but for the specific purpose of serving as a physics-based prior inside a generative pose-refinement pipeline, I keep landing on the </w:t>
-      </w:r>
-      <w:r>
-        <w:t>empirical scoring function</w:t>
-      </w:r>
-      <w:r>
-        <w:t xml:space="preserve"> (</w:t>
+        <w:t>After going through all of these, I don’t think there’s a single function that wins on every axis but for the specific purpose of serving as a physics-based prior inside a generative pose-refinement pipeline, I keep landing on the empirical scoring function (</w:t>
       </w:r>
       <w:proofErr w:type="spellStart"/>
       <w:r>
@@ -2020,7 +2061,15 @@
         <w:jc w:val="both"/>
       </w:pPr>
       <w:r>
-        <w:t>Vina is fast and scriptable, it’s a genuinely feasible choice for repeated evaluation during iterative or guided generation.</w:t>
+        <w:t xml:space="preserve">Vina is fast and </w:t>
+      </w:r>
+      <w:proofErr w:type="gramStart"/>
+      <w:r>
+        <w:t>scriptable,</w:t>
+      </w:r>
+      <w:proofErr w:type="gramEnd"/>
+      <w:r>
+        <w:t xml:space="preserve"> it’s a genuinely feasible choice for repeated evaluation during iterative or guided generation.</w:t>
       </w:r>
     </w:p>
     <w:p>
@@ -2073,7 +2122,15 @@
         <w:jc w:val="both"/>
       </w:pPr>
       <w:r>
-        <w:t xml:space="preserve">Force-field scoring is the more "pure" physics option but is generally too slow to generate large volumes of prior poses for training, and per the citation above, it's the category where the entropy problem is documented as </w:t>
+        <w:t xml:space="preserve">Force-field scoring is the </w:t>
+      </w:r>
+      <w:proofErr w:type="gramStart"/>
+      <w:r>
+        <w:t>more "pure"</w:t>
+      </w:r>
+      <w:proofErr w:type="gramEnd"/>
+      <w:r>
+        <w:t xml:space="preserve"> physics option but is generally too slow to generate large volumes of prior poses for training, and per the citation above, it's the category where the entropy problem is documented as </w:t>
       </w:r>
       <w:r>
         <w:t>worst</w:t>
@@ -2110,10 +2167,7 @@
         <w:jc w:val="both"/>
       </w:pPr>
       <w:r>
-        <w:t>E</w:t>
-      </w:r>
-      <w:r>
-        <w:t>mpirical/semi-empirical scoring (Vina-family) generates the prior our generative model refine</w:t>
+        <w:t>Empirical/semi-empirical scoring (Vina-family) generates the prior our generative model refine</w:t>
       </w:r>
       <w:r>
         <w:t>s.</w:t>
@@ -2127,6 +2181,353 @@
       <w:r>
         <w:t>he generative AI model's whole job is to learn the correction that force-field and empirical scoring structurally cannot make because, per the sources above, none of the four classical categories have a real entropy term, they either omit it or approximate it with a fitted constant</w:t>
       </w:r>
+      <w:r>
+        <w:t>.</w:t>
+      </w:r>
+    </w:p>
+    <w:p>
+      <w:pPr>
+        <w:jc w:val="both"/>
+      </w:pPr>
+    </w:p>
+    <w:p>
+      <w:pPr>
+        <w:jc w:val="both"/>
+      </w:pPr>
+    </w:p>
+    <w:p>
+      <w:pPr>
+        <w:jc w:val="both"/>
+        <w:rPr>
+          <w:b/>
+          <w:bCs/>
+          <w:u w:val="single"/>
+        </w:rPr>
+      </w:pPr>
+      <w:r>
+        <w:rPr>
+          <w:b/>
+          <w:bCs/>
+          <w:u w:val="single"/>
+        </w:rPr>
+        <w:t>References</w:t>
+      </w:r>
+    </w:p>
+    <w:p>
+      <w:pPr>
+        <w:pStyle w:val="ListParagraph"/>
+        <w:numPr>
+          <w:ilvl w:val="0"/>
+          <w:numId w:val="13"/>
+        </w:numPr>
+        <w:jc w:val="both"/>
+      </w:pPr>
+      <w:r>
+        <w:t xml:space="preserve">Trott, O. &amp; Olson, A.J. — </w:t>
+      </w:r>
+      <w:proofErr w:type="spellStart"/>
+      <w:r>
+        <w:t>AutoDock</w:t>
+      </w:r>
+      <w:proofErr w:type="spellEnd"/>
+      <w:r>
+        <w:t xml:space="preserve"> Vina original paper </w:t>
+      </w:r>
+    </w:p>
+    <w:p>
+      <w:pPr>
+        <w:pStyle w:val="ListParagraph"/>
+        <w:numPr>
+          <w:ilvl w:val="0"/>
+          <w:numId w:val="13"/>
+        </w:numPr>
+        <w:jc w:val="both"/>
+      </w:pPr>
+      <w:proofErr w:type="gramStart"/>
+      <w:r>
+        <w:t>Eberhardt,  J</w:t>
+      </w:r>
+      <w:proofErr w:type="gramEnd"/>
+      <w:r>
+        <w:t xml:space="preserve"> et al. – </w:t>
+      </w:r>
+      <w:proofErr w:type="spellStart"/>
+      <w:r>
+        <w:t>AutoDock</w:t>
+      </w:r>
+      <w:proofErr w:type="spellEnd"/>
+      <w:r>
+        <w:t xml:space="preserve"> -- </w:t>
+      </w:r>
+      <w:hyperlink r:id="rId5" w:history="1">
+        <w:r>
+          <w:rPr>
+            <w:rStyle w:val="Hyperlink"/>
+          </w:rPr>
+          <w:t>https://pubmed.ncbi.nlm.nih.gov/34278794/</w:t>
+        </w:r>
+      </w:hyperlink>
+      <w:r>
+        <w:t xml:space="preserve"> </w:t>
+      </w:r>
+    </w:p>
+    <w:p>
+      <w:pPr>
+        <w:pStyle w:val="ListParagraph"/>
+        <w:numPr>
+          <w:ilvl w:val="0"/>
+          <w:numId w:val="13"/>
+        </w:numPr>
+        <w:jc w:val="both"/>
+      </w:pPr>
+      <w:r>
+        <w:t xml:space="preserve">, </w:t>
+      </w:r>
+      <w:hyperlink r:id="rId6" w:history="1">
+        <w:r>
+          <w:rPr>
+            <w:rStyle w:val="Hyperlink"/>
+          </w:rPr>
+          <w:t>https://www.ncbi.nlm.nih.gov/pmc/articles/PMC4865195/</w:t>
+        </w:r>
+      </w:hyperlink>
+      <w:r>
+        <w:t xml:space="preserve"> </w:t>
+      </w:r>
+    </w:p>
+    <w:p>
+      <w:pPr>
+        <w:pStyle w:val="ListParagraph"/>
+        <w:numPr>
+          <w:ilvl w:val="0"/>
+          <w:numId w:val="13"/>
+        </w:numPr>
+        <w:jc w:val="both"/>
+      </w:pPr>
+      <w:proofErr w:type="spellStart"/>
+      <w:r>
+        <w:t>PoseBusters</w:t>
+      </w:r>
+      <w:proofErr w:type="spellEnd"/>
+      <w:r>
+        <w:t xml:space="preserve"> benchmarking paper</w:t>
+      </w:r>
+      <w:r>
+        <w:t xml:space="preserve"> </w:t>
+      </w:r>
+      <w:r>
+        <w:t xml:space="preserve">(physical plausibility vs. </w:t>
+      </w:r>
+      <w:proofErr w:type="spellStart"/>
+      <w:r>
+        <w:t>RMSD</w:t>
+      </w:r>
+      <w:proofErr w:type="spellEnd"/>
+      <w:r>
+        <w:t xml:space="preserve">) </w:t>
+      </w:r>
+      <w:r>
+        <w:t xml:space="preserve">- </w:t>
+      </w:r>
+      <w:hyperlink r:id="rId7" w:history="1">
+        <w:r>
+          <w:rPr>
+            <w:rStyle w:val="Hyperlink"/>
+          </w:rPr>
+          <w:t>https://arxiv.org/abs/2308.05777</w:t>
+        </w:r>
+      </w:hyperlink>
+    </w:p>
+    <w:p>
+      <w:pPr>
+        <w:pStyle w:val="ListParagraph"/>
+        <w:numPr>
+          <w:ilvl w:val="0"/>
+          <w:numId w:val="13"/>
+        </w:numPr>
+        <w:jc w:val="both"/>
+      </w:pPr>
+      <w:r>
+        <w:t xml:space="preserve">Forging the Basis for Developing Protein-Ligand Interaction Scoring Functions – </w:t>
+      </w:r>
+      <w:hyperlink r:id="rId8" w:history="1">
+        <w:r>
+          <w:rPr>
+            <w:rStyle w:val="Hyperlink"/>
+          </w:rPr>
+          <w:t>https://</w:t>
+        </w:r>
+        <w:r>
+          <w:rPr>
+            <w:rStyle w:val="Hyperlink"/>
+          </w:rPr>
+          <w:t>doi.org/10.1021/acs.accounts.6b00491</w:t>
+        </w:r>
+      </w:hyperlink>
+    </w:p>
+    <w:p>
+      <w:pPr>
+        <w:pStyle w:val="ListParagraph"/>
+        <w:numPr>
+          <w:ilvl w:val="0"/>
+          <w:numId w:val="13"/>
+        </w:numPr>
+        <w:shd w:val="clear" w:color="auto" w:fill="FFFFFF"/>
+        <w:spacing w:before="100" w:beforeAutospacing="1" w:after="100" w:afterAutospacing="1" w:line="240" w:lineRule="auto"/>
+        <w:outlineLvl w:val="0"/>
+        <w:rPr>
+          <w:rFonts w:eastAsia="Times New Roman" w:cs="Open Sans"/>
+          <w:color w:val="1C1D1E"/>
+          <w:kern w:val="36"/>
+          <w:lang w:val="en"/>
+          <w14:ligatures w14:val="none"/>
+        </w:rPr>
+      </w:pPr>
+      <w:proofErr w:type="spellStart"/>
+      <w:r>
+        <w:rPr>
+          <w:rFonts w:eastAsia="Times New Roman" w:cs="Open Sans"/>
+          <w:color w:val="1C1D1E"/>
+          <w:kern w:val="36"/>
+          <w:lang w:val="en"/>
+          <w14:ligatures w14:val="none"/>
+        </w:rPr>
+        <w:t>AutoDock</w:t>
+      </w:r>
+      <w:proofErr w:type="spellEnd"/>
+      <w:r>
+        <w:rPr>
+          <w:rFonts w:eastAsia="Times New Roman" w:cs="Open Sans"/>
+          <w:color w:val="1C1D1E"/>
+          <w:kern w:val="36"/>
+          <w:lang w:val="en"/>
+          <w14:ligatures w14:val="none"/>
+        </w:rPr>
+        <w:t xml:space="preserve"> Vina: Improving the speed and accuracy of docking with a new scoring function, efficient optimization, and multithreading</w:t>
+      </w:r>
+      <w:r>
+        <w:rPr>
+          <w:rFonts w:eastAsia="Times New Roman" w:cs="Open Sans"/>
+          <w:color w:val="1C1D1E"/>
+          <w:kern w:val="36"/>
+          <w:lang w:val="en"/>
+          <w14:ligatures w14:val="none"/>
+        </w:rPr>
+        <w:t xml:space="preserve"> - </w:t>
+      </w:r>
+      <w:hyperlink r:id="rId9" w:history="1">
+        <w:r>
+          <w:rPr>
+            <w:rStyle w:val="Hyperlink"/>
+            <w:rFonts w:eastAsia="Times New Roman" w:cs="Open Sans"/>
+            <w:kern w:val="36"/>
+            <w:lang w:val="en"/>
+            <w14:ligatures w14:val="none"/>
+          </w:rPr>
+          <w:t>https://onlinelibrary.wiley.com/doi/10.1002/jcc.21334</w:t>
+        </w:r>
+      </w:hyperlink>
+    </w:p>
+    <w:p>
+      <w:pPr>
+        <w:pStyle w:val="ListParagraph"/>
+        <w:numPr>
+          <w:ilvl w:val="0"/>
+          <w:numId w:val="13"/>
+        </w:numPr>
+        <w:shd w:val="clear" w:color="auto" w:fill="FFFFFF"/>
+        <w:spacing w:after="0" w:line="450" w:lineRule="atLeast"/>
+        <w:outlineLvl w:val="0"/>
+        <w:rPr>
+          <w:rFonts w:eastAsia="Times New Roman" w:cs="Times New Roman"/>
+          <w:color w:val="1B1B1B"/>
+          <w:kern w:val="36"/>
+          <w14:ligatures w14:val="none"/>
+        </w:rPr>
+      </w:pPr>
+      <w:r>
+        <w:rPr>
+          <w:rFonts w:eastAsia="Times New Roman" w:cs="Times New Roman"/>
+          <w:color w:val="1B1B1B"/>
+          <w:kern w:val="36"/>
+          <w14:ligatures w14:val="none"/>
+        </w:rPr>
+        <w:t>Normalized Protein–Ligand Distance Likelihood Score for End-to-End Blind Docking and Virtual Screening</w:t>
+      </w:r>
+      <w:r>
+        <w:rPr>
+          <w:rFonts w:eastAsia="Times New Roman" w:cs="Times New Roman"/>
+          <w:color w:val="1B1B1B"/>
+          <w:kern w:val="36"/>
+          <w14:ligatures w14:val="none"/>
+        </w:rPr>
+        <w:t xml:space="preserve"> - </w:t>
+      </w:r>
+      <w:hyperlink r:id="rId10" w:history="1">
+        <w:r>
+          <w:rPr>
+            <w:rStyle w:val="Hyperlink"/>
+            <w:rFonts w:eastAsia="Times New Roman" w:cs="Times New Roman"/>
+            <w:kern w:val="36"/>
+            <w14:ligatures w14:val="none"/>
+          </w:rPr>
+          <w:t>https://pmc.ncbi.nlm.nih.gov/articles/PMC11815853/</w:t>
+        </w:r>
+      </w:hyperlink>
+    </w:p>
+    <w:p>
+      <w:pPr>
+        <w:pStyle w:val="ListParagraph"/>
+        <w:numPr>
+          <w:ilvl w:val="0"/>
+          <w:numId w:val="13"/>
+        </w:numPr>
+        <w:shd w:val="clear" w:color="auto" w:fill="FFFFFF"/>
+        <w:spacing w:after="0" w:line="450" w:lineRule="atLeast"/>
+        <w:outlineLvl w:val="0"/>
+        <w:rPr>
+          <w:rFonts w:eastAsia="Times New Roman" w:cs="Times New Roman"/>
+          <w:color w:val="1B1B1B"/>
+          <w:kern w:val="36"/>
+          <w14:ligatures w14:val="none"/>
+        </w:rPr>
+      </w:pPr>
+      <w:r>
+        <w:rPr>
+          <w:rFonts w:eastAsia="Times New Roman" w:cs="Times New Roman"/>
+          <w:color w:val="1B1B1B"/>
+          <w:kern w:val="36"/>
+          <w14:ligatures w14:val="none"/>
+        </w:rPr>
+        <w:lastRenderedPageBreak/>
+        <w:t>Machine-Learning- and Knowledge-Based Scoring Functions Incorporating Ligand and Protein Fingerprints</w:t>
+      </w:r>
+      <w:r>
+        <w:rPr>
+          <w:rFonts w:eastAsia="Times New Roman" w:cs="Times New Roman"/>
+          <w:color w:val="1B1B1B"/>
+          <w:kern w:val="36"/>
+          <w14:ligatures w14:val="none"/>
+        </w:rPr>
+        <w:t xml:space="preserve"> - </w:t>
+      </w:r>
+      <w:hyperlink r:id="rId11" w:history="1">
+        <w:r>
+          <w:rPr>
+            <w:rStyle w:val="Hyperlink"/>
+            <w:rFonts w:eastAsia="Times New Roman" w:cs="Times New Roman"/>
+            <w:kern w:val="36"/>
+            <w14:ligatures w14:val="none"/>
+          </w:rPr>
+          <w:t>https://pmc.ncbi.nlm.nih.gov/articles/PMC9178954/</w:t>
+        </w:r>
+      </w:hyperlink>
+    </w:p>
+    <w:p>
+      <w:pPr>
+        <w:pStyle w:val="ListParagraph"/>
+        <w:jc w:val="both"/>
+      </w:pPr>
     </w:p>
     <w:sectPr>
       <w:pgSz w:w="12240" w:h="15840"/>
@@ -2498,6 +2899,95 @@
     </w:lvl>
   </w:abstractNum>
   <w:abstractNum w:abstractNumId="4" w15:restartNumberingAfterBreak="0">
+    <w:nsid w:val="47CE7347"/>
+    <w:multiLevelType w:val="hybridMultilevel"/>
+    <w:tmpl w:val="CD4455C6"/>
+    <w:lvl w:ilvl="0" w:tplc="0409000F">
+      <w:start w:val="1"/>
+      <w:numFmt w:val="decimal"/>
+      <w:lvlText w:val="%1."/>
+      <w:lvlJc w:val="left"/>
+      <w:pPr>
+        <w:ind w:left="720" w:hanging="360"/>
+      </w:pPr>
+      <w:rPr>
+        <w:rFonts w:hint="default"/>
+      </w:rPr>
+    </w:lvl>
+    <w:lvl w:ilvl="1" w:tplc="04090019" w:tentative="1">
+      <w:start w:val="1"/>
+      <w:numFmt w:val="lowerLetter"/>
+      <w:lvlText w:val="%2."/>
+      <w:lvlJc w:val="left"/>
+      <w:pPr>
+        <w:ind w:left="1440" w:hanging="360"/>
+      </w:pPr>
+    </w:lvl>
+    <w:lvl w:ilvl="2" w:tplc="0409001B" w:tentative="1">
+      <w:start w:val="1"/>
+      <w:numFmt w:val="lowerRoman"/>
+      <w:lvlText w:val="%3."/>
+      <w:lvlJc w:val="right"/>
+      <w:pPr>
+        <w:ind w:left="2160" w:hanging="180"/>
+      </w:pPr>
+    </w:lvl>
+    <w:lvl w:ilvl="3" w:tplc="0409000F" w:tentative="1">
+      <w:start w:val="1"/>
+      <w:numFmt w:val="decimal"/>
+      <w:lvlText w:val="%4."/>
+      <w:lvlJc w:val="left"/>
+      <w:pPr>
+        <w:ind w:left="2880" w:hanging="360"/>
+      </w:pPr>
+    </w:lvl>
+    <w:lvl w:ilvl="4" w:tplc="04090019" w:tentative="1">
+      <w:start w:val="1"/>
+      <w:numFmt w:val="lowerLetter"/>
+      <w:lvlText w:val="%5."/>
+      <w:lvlJc w:val="left"/>
+      <w:pPr>
+        <w:ind w:left="3600" w:hanging="360"/>
+      </w:pPr>
+    </w:lvl>
+    <w:lvl w:ilvl="5" w:tplc="0409001B" w:tentative="1">
+      <w:start w:val="1"/>
+      <w:numFmt w:val="lowerRoman"/>
+      <w:lvlText w:val="%6."/>
+      <w:lvlJc w:val="right"/>
+      <w:pPr>
+        <w:ind w:left="4320" w:hanging="180"/>
+      </w:pPr>
+    </w:lvl>
+    <w:lvl w:ilvl="6" w:tplc="0409000F" w:tentative="1">
+      <w:start w:val="1"/>
+      <w:numFmt w:val="decimal"/>
+      <w:lvlText w:val="%7."/>
+      <w:lvlJc w:val="left"/>
+      <w:pPr>
+        <w:ind w:left="5040" w:hanging="360"/>
+      </w:pPr>
+    </w:lvl>
+    <w:lvl w:ilvl="7" w:tplc="04090019" w:tentative="1">
+      <w:start w:val="1"/>
+      <w:numFmt w:val="lowerLetter"/>
+      <w:lvlText w:val="%8."/>
+      <w:lvlJc w:val="left"/>
+      <w:pPr>
+        <w:ind w:left="5760" w:hanging="360"/>
+      </w:pPr>
+    </w:lvl>
+    <w:lvl w:ilvl="8" w:tplc="0409001B" w:tentative="1">
+      <w:start w:val="1"/>
+      <w:numFmt w:val="lowerRoman"/>
+      <w:lvlText w:val="%9."/>
+      <w:lvlJc w:val="right"/>
+      <w:pPr>
+        <w:ind w:left="6480" w:hanging="180"/>
+      </w:pPr>
+    </w:lvl>
+  </w:abstractNum>
+  <w:abstractNum w:abstractNumId="5" w15:restartNumberingAfterBreak="0">
     <w:nsid w:val="4A2A730C"/>
     <w:multiLevelType w:val="hybridMultilevel"/>
     <w:tmpl w:val="F97246E2"/>
@@ -2586,7 +3076,7 @@
       </w:pPr>
     </w:lvl>
   </w:abstractNum>
-  <w:abstractNum w:abstractNumId="5" w15:restartNumberingAfterBreak="0">
+  <w:abstractNum w:abstractNumId="6" w15:restartNumberingAfterBreak="0">
     <w:nsid w:val="4A990479"/>
     <w:multiLevelType w:val="hybridMultilevel"/>
     <w:tmpl w:val="B2A62528"/>
@@ -2675,7 +3165,7 @@
       </w:pPr>
     </w:lvl>
   </w:abstractNum>
-  <w:abstractNum w:abstractNumId="6" w15:restartNumberingAfterBreak="0">
+  <w:abstractNum w:abstractNumId="7" w15:restartNumberingAfterBreak="0">
     <w:nsid w:val="536B02A8"/>
     <w:multiLevelType w:val="hybridMultilevel"/>
     <w:tmpl w:val="D9F2DCDA"/>
@@ -2764,7 +3254,7 @@
       </w:pPr>
     </w:lvl>
   </w:abstractNum>
-  <w:abstractNum w:abstractNumId="7" w15:restartNumberingAfterBreak="0">
+  <w:abstractNum w:abstractNumId="8" w15:restartNumberingAfterBreak="0">
     <w:nsid w:val="57692ED5"/>
     <w:multiLevelType w:val="hybridMultilevel"/>
     <w:tmpl w:val="B3B6C8A2"/>
@@ -2853,7 +3343,7 @@
       </w:pPr>
     </w:lvl>
   </w:abstractNum>
-  <w:abstractNum w:abstractNumId="8" w15:restartNumberingAfterBreak="0">
+  <w:abstractNum w:abstractNumId="9" w15:restartNumberingAfterBreak="0">
     <w:nsid w:val="57B32E55"/>
     <w:multiLevelType w:val="hybridMultilevel"/>
     <w:tmpl w:val="84EAAA22"/>
@@ -2942,7 +3432,7 @@
       </w:pPr>
     </w:lvl>
   </w:abstractNum>
-  <w:abstractNum w:abstractNumId="9" w15:restartNumberingAfterBreak="0">
+  <w:abstractNum w:abstractNumId="10" w15:restartNumberingAfterBreak="0">
     <w:nsid w:val="64AA1155"/>
     <w:multiLevelType w:val="hybridMultilevel"/>
     <w:tmpl w:val="15B2BC10"/>
@@ -3031,7 +3521,7 @@
       </w:pPr>
     </w:lvl>
   </w:abstractNum>
-  <w:abstractNum w:abstractNumId="10" w15:restartNumberingAfterBreak="0">
+  <w:abstractNum w:abstractNumId="11" w15:restartNumberingAfterBreak="0">
     <w:nsid w:val="6FF552F2"/>
     <w:multiLevelType w:val="hybridMultilevel"/>
     <w:tmpl w:val="CC7A0EF0"/>
@@ -3120,7 +3610,7 @@
       </w:pPr>
     </w:lvl>
   </w:abstractNum>
-  <w:abstractNum w:abstractNumId="11" w15:restartNumberingAfterBreak="0">
+  <w:abstractNum w:abstractNumId="12" w15:restartNumberingAfterBreak="0">
     <w:nsid w:val="79B020F1"/>
     <w:multiLevelType w:val="hybridMultilevel"/>
     <w:tmpl w:val="D5CC873C"/>
@@ -3210,25 +3700,25 @@
     </w:lvl>
   </w:abstractNum>
   <w:num w:numId="1" w16cid:durableId="1459909250">
+    <w:abstractNumId w:val="12"/>
+  </w:num>
+  <w:num w:numId="2" w16cid:durableId="1893728953">
     <w:abstractNumId w:val="11"/>
   </w:num>
-  <w:num w:numId="2" w16cid:durableId="1893728953">
-    <w:abstractNumId w:val="10"/>
-  </w:num>
   <w:num w:numId="3" w16cid:durableId="1305041208">
-    <w:abstractNumId w:val="5"/>
+    <w:abstractNumId w:val="6"/>
   </w:num>
   <w:num w:numId="4" w16cid:durableId="99112572">
     <w:abstractNumId w:val="1"/>
   </w:num>
   <w:num w:numId="5" w16cid:durableId="1785953590">
-    <w:abstractNumId w:val="8"/>
+    <w:abstractNumId w:val="9"/>
   </w:num>
   <w:num w:numId="6" w16cid:durableId="1859616363">
     <w:abstractNumId w:val="2"/>
   </w:num>
   <w:num w:numId="7" w16cid:durableId="2127888476">
-    <w:abstractNumId w:val="6"/>
+    <w:abstractNumId w:val="7"/>
   </w:num>
   <w:num w:numId="8" w16cid:durableId="1078092756">
     <w:abstractNumId w:val="0"/>
@@ -3237,12 +3727,15 @@
     <w:abstractNumId w:val="3"/>
   </w:num>
   <w:num w:numId="10" w16cid:durableId="788857991">
-    <w:abstractNumId w:val="7"/>
+    <w:abstractNumId w:val="8"/>
   </w:num>
   <w:num w:numId="11" w16cid:durableId="263464031">
-    <w:abstractNumId w:val="9"/>
+    <w:abstractNumId w:val="10"/>
   </w:num>
   <w:num w:numId="12" w16cid:durableId="1948727909">
+    <w:abstractNumId w:val="5"/>
+  </w:num>
+  <w:num w:numId="13" w16cid:durableId="92406556">
     <w:abstractNumId w:val="4"/>
   </w:num>
 </w:numbering>
